--- a/latex/Title Page.docx
+++ b/latex/Title Page.docx
@@ -170,7 +170,10 @@
         <w:spacing w:after="0" w:line="276" w:lineRule="auto"/>
       </w:pPr>
       <w:r>
-        <w:t>3,946 (excl. Appendix)</w:t>
+        <w:t>3,</w:t>
+      </w:r>
+      <w:r>
+        <w:t>795</w:t>
       </w:r>
     </w:p>
     <w:p>
@@ -196,7 +199,10 @@
         <w:spacing w:after="0" w:line="276" w:lineRule="auto"/>
       </w:pPr>
       <w:r>
-        <w:t>6 tables (excl. appendix)</w:t>
+        <w:t>10</w:t>
+      </w:r>
+      <w:r>
+        <w:t xml:space="preserve"> tables</w:t>
       </w:r>
     </w:p>
     <w:p>
@@ -222,7 +228,10 @@
         <w:spacing w:after="0" w:line="276" w:lineRule="auto"/>
       </w:pPr>
       <w:r>
-        <w:t>6 figures (excl. appendix)</w:t>
+        <w:t>8</w:t>
+      </w:r>
+      <w:r>
+        <w:t xml:space="preserve"> figures</w:t>
       </w:r>
     </w:p>
     <w:p>

--- a/latex/Title Page.docx
+++ b/latex/Title Page.docx
@@ -120,6 +120,17 @@
           <w:t>jonwilliamson@live.com</w:t>
         </w:r>
       </w:hyperlink>
+      <w:r>
+        <w:t xml:space="preserve"> or </w:t>
+      </w:r>
+      <w:hyperlink r:id="rId6" w:history="1">
+        <w:r>
+          <w:rPr>
+            <w:rStyle w:val="Hyperlink"/>
+          </w:rPr>
+          <w:t>jon@williamsonconsultinggroup.com</w:t>
+        </w:r>
+      </w:hyperlink>
     </w:p>
     <w:p>
       <w:pPr>
@@ -173,7 +184,7 @@
         <w:t>3,</w:t>
       </w:r>
       <w:r>
-        <w:t>795</w:t>
+        <w:t>690</w:t>
       </w:r>
     </w:p>
     <w:p>
@@ -199,7 +210,7 @@
         <w:spacing w:after="0" w:line="276" w:lineRule="auto"/>
       </w:pPr>
       <w:r>
-        <w:t>10</w:t>
+        <w:t>9</w:t>
       </w:r>
       <w:r>
         <w:t xml:space="preserve"> tables</w:t>
@@ -228,7 +239,7 @@
         <w:spacing w:after="0" w:line="276" w:lineRule="auto"/>
       </w:pPr>
       <w:r>
-        <w:t>8</w:t>
+        <w:t>5</w:t>
       </w:r>
       <w:r>
         <w:t xml:space="preserve"> figures</w:t>
